--- a/finalArtifacts/summary/impression/FederatedGqlBreakDown-impression.docx
+++ b/finalArtifacts/summary/impression/FederatedGqlBreakDown-impression.docx
@@ -192,7 +192,7 @@
           <w:color w:val="444444"/>
           <w:sz w:val="18"/>
         </w:rPr>
-        <w:t xml:space="preserve">   |   Generated: 2026-07-21</w:t>
+        <w:t xml:space="preserve">   |   Generated: 2026-07-24</w:t>
       </w:r>
     </w:p>
     <w:p>
@@ -6297,7 +6297,7 @@
                 <w:color w:val="373737"/>
                 <w:sz w:val="18"/>
               </w:rPr>
-              <w:t>2026-07-21</w:t>
+              <w:t>2026-07-24</w:t>
             </w:r>
           </w:p>
         </w:tc>
@@ -7055,132 +7055,6 @@
                 <w:rFonts w:ascii="Courier New" w:hAnsi="Courier New"/>
                 <w:sz w:val="18"/>
               </w:rPr>
-              <w:t>BOM-BE-A-04</w:t>
-            </w:r>
-            <w:r>
-              <w:rPr>
-                <w:color w:val="373737"/>
-                <w:sz w:val="18"/>
-              </w:rPr>
-              <w:t xml:space="preserve">, </w:t>
-            </w:r>
-            <w:r>
-              <w:rPr>
-                <w:rFonts w:ascii="Courier New" w:hAnsi="Courier New"/>
-                <w:sz w:val="18"/>
-              </w:rPr>
-              <w:t>BOM-BE-B-01</w:t>
-            </w:r>
-            <w:r>
-              <w:rPr>
-                <w:color w:val="373737"/>
-                <w:sz w:val="18"/>
-              </w:rPr>
-              <w:t xml:space="preserve">, </w:t>
-            </w:r>
-            <w:r>
-              <w:rPr>
-                <w:rFonts w:ascii="Courier New" w:hAnsi="Courier New"/>
-                <w:sz w:val="18"/>
-              </w:rPr>
-              <w:t>BOM-BE-B-03</w:t>
-            </w:r>
-            <w:r>
-              <w:rPr>
-                <w:color w:val="373737"/>
-                <w:sz w:val="18"/>
-              </w:rPr>
-              <w:t xml:space="preserve">, </w:t>
-            </w:r>
-            <w:r>
-              <w:rPr>
-                <w:rFonts w:ascii="Courier New" w:hAnsi="Courier New"/>
-                <w:sz w:val="18"/>
-              </w:rPr>
-              <w:t>BOM-BE-G-01</w:t>
-            </w:r>
-            <w:r>
-              <w:rPr>
-                <w:color w:val="373737"/>
-                <w:sz w:val="18"/>
-              </w:rPr>
-              <w:t xml:space="preserve">, </w:t>
-            </w:r>
-            <w:r>
-              <w:rPr>
-                <w:rFonts w:ascii="Courier New" w:hAnsi="Courier New"/>
-                <w:sz w:val="18"/>
-              </w:rPr>
-              <w:t>BOM-BE-G-03</w:t>
-            </w:r>
-            <w:r>
-              <w:rPr>
-                <w:color w:val="373737"/>
-                <w:sz w:val="18"/>
-              </w:rPr>
-              <w:t xml:space="preserve">, </w:t>
-            </w:r>
-            <w:r>
-              <w:rPr>
-                <w:rFonts w:ascii="Courier New" w:hAnsi="Courier New"/>
-                <w:sz w:val="18"/>
-              </w:rPr>
-              <w:t>BOM-BE-G-08</w:t>
-            </w:r>
-            <w:r>
-              <w:rPr>
-                <w:color w:val="373737"/>
-                <w:sz w:val="18"/>
-              </w:rPr>
-              <w:t xml:space="preserve">, </w:t>
-            </w:r>
-            <w:r>
-              <w:rPr>
-                <w:rFonts w:ascii="Courier New" w:hAnsi="Courier New"/>
-                <w:sz w:val="18"/>
-              </w:rPr>
-              <w:t>BOM-BE-G-12</w:t>
-            </w:r>
-            <w:r>
-              <w:rPr>
-                <w:color w:val="373737"/>
-                <w:sz w:val="18"/>
-              </w:rPr>
-              <w:t xml:space="preserve">, </w:t>
-            </w:r>
-            <w:r>
-              <w:rPr>
-                <w:rFonts w:ascii="Courier New" w:hAnsi="Courier New"/>
-                <w:sz w:val="18"/>
-              </w:rPr>
-              <w:t>BOM-BE-G-13</w:t>
-            </w:r>
-            <w:r>
-              <w:rPr>
-                <w:color w:val="373737"/>
-                <w:sz w:val="18"/>
-              </w:rPr>
-              <w:t xml:space="preserve">, </w:t>
-            </w:r>
-            <w:r>
-              <w:rPr>
-                <w:rFonts w:ascii="Courier New" w:hAnsi="Courier New"/>
-                <w:sz w:val="18"/>
-              </w:rPr>
-              <w:t>BOM-BE-G-17</w:t>
-            </w:r>
-            <w:r>
-              <w:rPr>
-                <w:color w:val="373737"/>
-                <w:sz w:val="18"/>
-              </w:rPr>
-              <w:t xml:space="preserve">, </w:t>
-            </w:r>
-            <w:r>
-              <w:rPr>
-                <w:rFonts w:ascii="Courier New" w:hAnsi="Courier New"/>
-                <w:sz w:val="18"/>
-              </w:rPr>
               <w:t>IMPRESSION-BE-B-01</w:t>
             </w:r>
             <w:r>
@@ -7767,7 +7641,7 @@
                 <w:rFonts w:ascii="Courier New" w:hAnsi="Courier New"/>
                 <w:sz w:val="18"/>
               </w:rPr>
-              <w:t>BOM-BE-A-04</w:t>
+              <w:t>IMPRESSION-BE-B-01</w:t>
             </w:r>
             <w:r>
               <w:rPr>
@@ -7781,7 +7655,7 @@
                 <w:rFonts w:ascii="Courier New" w:hAnsi="Courier New"/>
                 <w:sz w:val="18"/>
               </w:rPr>
-              <w:t>BOM-BE-B-01</w:t>
+              <w:t>IMPRESSION-BE-G-01</w:t>
             </w:r>
             <w:r>
               <w:rPr>
@@ -7795,7 +7669,7 @@
                 <w:rFonts w:ascii="Courier New" w:hAnsi="Courier New"/>
                 <w:sz w:val="18"/>
               </w:rPr>
-              <w:t>BOM-BE-B-03</w:t>
+              <w:t>PRODUCT-BE-B-01</w:t>
             </w:r>
             <w:r>
               <w:rPr>
@@ -7809,14 +7683,14 @@
                 <w:rFonts w:ascii="Courier New" w:hAnsi="Courier New"/>
                 <w:sz w:val="18"/>
               </w:rPr>
-              <w:t>BOM-BE-G-01</w:t>
+              <w:t>PRODUCT-BE-G-01</w:t>
             </w:r>
             <w:r>
               <w:rPr>
                 <w:color w:val="373737"/>
                 <w:sz w:val="18"/>
               </w:rPr>
-              <w:t xml:space="preserve"> (+19)</w:t>
+              <w:t xml:space="preserve"> (+10)</w:t>
             </w:r>
           </w:p>
         </w:tc>
